--- a/deliverables/ai-startklar/schulung/12-lerncheck.docx
+++ b/deliverables/ai-startklar/schulung/12-lerncheck.docx
@@ -588,7 +588,7 @@
         <w:color w:val="5A5E55"/>
         <w:sz w:val="17"/>
       </w:rPr>
-      <w:t xml:space="preserve">MyHiwi AI-Startklar  ·  </w:t>
+      <w:t xml:space="preserve">MyHiwi AI-Startklar  ·  Version 1.0  ·  Stand 22. Juli 2026  ·  </w:t>
     </w:r>
     <w:r>
       <w:rPr>
